--- a/emails/Modèle 1 Approche Générale (EN).docx
+++ b/emails/Modèle 1 Approche Générale (EN).docx
@@ -1,57 +1,50 @@
 
 <file path=word/document.xml><?xml version="1.0" encoding="utf-8"?>
-<w:document xmlns:o="urn:schemas-microsoft-com:office:office" xmlns:r="http://schemas.openxmlformats.org/officeDocument/2006/relationships" xmlns:v="urn:schemas-microsoft-com:vml" xmlns:w="http://schemas.openxmlformats.org/wordprocessingml/2006/main" xmlns:w10="urn:schemas-microsoft-com:office:word" xmlns:wp="http://schemas.openxmlformats.org/drawingml/2006/wordprocessingDrawing" xmlns:pic="http://schemas.openxmlformats.org/drawingml/2006/picture" xmlns:wps="http://schemas.microsoft.com/office/word/2010/wordprocessingShape" xmlns:wpg="http://schemas.microsoft.com/office/word/2010/wordprocessingGroup" xmlns:mc="http://schemas.openxmlformats.org/markup-compatibility/2006" xmlns:wp14="http://schemas.microsoft.com/office/word/2010/wordprocessingDrawing" xmlns:w14="http://schemas.microsoft.com/office/word/2010/wordml" xmlns:w15="http://schemas.microsoft.com/office/word/2012/wordml" mc:Ignorable="w14 wp14 w15">
+<w:document xmlns:wpc="http://schemas.microsoft.com/office/word/2010/wordprocessingCanvas" xmlns:cx="http://schemas.microsoft.com/office/drawing/2014/chartex" xmlns:cx1="http://schemas.microsoft.com/office/drawing/2015/9/8/chartex" xmlns:cx2="http://schemas.microsoft.com/office/drawing/2015/10/21/chartex" xmlns:cx3="http://schemas.microsoft.com/office/drawing/2016/5/9/chartex" xmlns:cx4="http://schemas.microsoft.com/office/drawing/2016/5/10/chartex" xmlns:cx5="http://schemas.microsoft.com/office/drawing/2016/5/11/chartex" xmlns:cx6="http://schemas.microsoft.com/office/drawing/2016/5/12/chartex" xmlns:cx7="http://schemas.microsoft.com/office/drawing/2016/5/13/chartex" xmlns:cx8="http://schemas.microsoft.com/office/drawing/2016/5/14/chartex" xmlns:mc="http://schemas.openxmlformats.org/markup-compatibility/2006" xmlns:aink="http://schemas.microsoft.com/office/drawing/2016/ink" xmlns:am3d="http://schemas.microsoft.com/office/drawing/2017/model3d" xmlns:o="urn:schemas-microsoft-com:office:office" xmlns:oel="http://schemas.microsoft.com/office/2019/extlst" xmlns:r="http://schemas.openxmlformats.org/officeDocument/2006/relationships" xmlns:m="http://schemas.openxmlformats.org/officeDocument/2006/math" xmlns:v="urn:schemas-microsoft-com:vml" xmlns:wp14="http://schemas.microsoft.com/office/word/2010/wordprocessingDrawing" xmlns:wp="http://schemas.openxmlformats.org/drawingml/2006/wordprocessingDrawing" xmlns:w10="urn:schemas-microsoft-com:office:word" xmlns:w="http://schemas.openxmlformats.org/wordprocessingml/2006/main" xmlns:w14="http://schemas.microsoft.com/office/word/2010/wordml" xmlns:w15="http://schemas.microsoft.com/office/word/2012/wordml" xmlns:w16cex="http://schemas.microsoft.com/office/word/2018/wordml/cex" xmlns:w16cid="http://schemas.microsoft.com/office/word/2016/wordml/cid" xmlns:w16="http://schemas.microsoft.com/office/word/2018/wordml" xmlns:w16du="http://schemas.microsoft.com/office/word/2023/wordml/word16du" xmlns:w16sdtdh="http://schemas.microsoft.com/office/word/2020/wordml/sdtdatahash" xmlns:w16sdtfl="http://schemas.microsoft.com/office/word/2024/wordml/sdtformatlock" xmlns:w16se="http://schemas.microsoft.com/office/word/2015/wordml/symex" xmlns:wpg="http://schemas.microsoft.com/office/word/2010/wordprocessingGroup" xmlns:wpi="http://schemas.microsoft.com/office/word/2010/wordprocessingInk" xmlns:wne="http://schemas.microsoft.com/office/word/2006/wordml" xmlns:wps="http://schemas.microsoft.com/office/word/2010/wordprocessingShape" mc:Ignorable="w14 w15 w16se w16cid w16 w16cex w16sdtdh w16sdtfl w16du wp14">
   <w:body>
     <w:p>
       <w:pPr>
         <w:pStyle w:val="BodyText"/>
-        <w:bidi w:val="0"/>
-        <w:jc w:val="start"/>
-        <w:rPr/>
-      </w:pPr>
-      <w:r>
-        <w:rPr/>
-      </w:r>
+      </w:pPr>
     </w:p>
     <w:p>
       <w:pPr>
         <w:sectPr>
-          <w:type w:val="nextPage"/>
           <w:pgSz w:w="12240" w:h="15840"/>
-          <w:pgMar w:left="1134" w:right="1134" w:gutter="0" w:header="0" w:top="1134" w:footer="0" w:bottom="1134"/>
-          <w:pgNumType w:fmt="decimal"/>
-          <w:formProt w:val="false"/>
-          <w:textDirection w:val="lrTb"/>
+          <w:pgMar w:top="1134" w:right="1134" w:bottom="1134" w:left="1134" w:header="0" w:footer="0" w:gutter="0"/>
+          <w:cols w:space="720"/>
+          <w:formProt w:val="0"/>
         </w:sectPr>
       </w:pPr>
     </w:p>
     <w:p>
       <w:pPr>
         <w:pStyle w:val="Heading3"/>
-        <w:bidi w:val="0"/>
-        <w:spacing w:lineRule="auto" w:line="274" w:before="0" w:after="140"/>
-        <w:ind w:hanging="0" w:start="0" w:end="0"/>
-        <w:jc w:val="start"/>
-        <w:rPr/>
-      </w:pPr>
-      <w:r>
-        <w:rPr/>
+        <w:spacing w:before="0" w:after="140" w:line="274" w:lineRule="auto"/>
+        <w:rPr>
+          <w:lang w:val="en-CA"/>
+        </w:rPr>
+      </w:pPr>
+      <w:r>
+        <w:rPr>
+          <w:lang w:val="en-CA"/>
+        </w:rPr>
         <w:t>Template 1: General Outreach (First Contact)</w:t>
       </w:r>
     </w:p>
     <w:p>
       <w:pPr>
         <w:pStyle w:val="BodyText"/>
-        <w:bidi w:val="0"/>
-        <w:spacing w:lineRule="auto" w:line="274"/>
-        <w:jc w:val="start"/>
+        <w:spacing w:line="274" w:lineRule="auto"/>
         <w:rPr>
           <w:b/>
+          <w:lang w:val="en-CA"/>
         </w:rPr>
       </w:pPr>
       <w:r>
         <w:rPr>
           <w:b/>
+          <w:lang w:val="en-CA"/>
         </w:rPr>
         <w:t>Subject: Partnership with Future Electronics Engineers - Université de Sherbrooke (C3I)</w:t>
       </w:r>
@@ -59,176 +52,193 @@
     <w:p>
       <w:pPr>
         <w:pStyle w:val="BodyText"/>
-        <w:bidi w:val="0"/>
-        <w:spacing w:lineRule="auto" w:line="274"/>
-        <w:jc w:val="start"/>
-        <w:rPr/>
-      </w:pPr>
-      <w:r>
-        <w:rPr/>
+        <w:spacing w:line="274" w:lineRule="auto"/>
+        <w:rPr>
+          <w:lang w:val="en-CA"/>
+        </w:rPr>
+      </w:pPr>
+      <w:r>
+        <w:rPr>
+          <w:lang w:val="en-CA"/>
+        </w:rPr>
         <w:t>Dear [Representative Name or Team],</w:t>
       </w:r>
     </w:p>
     <w:p>
       <w:pPr>
         <w:pStyle w:val="BodyText"/>
-        <w:bidi w:val="0"/>
-        <w:spacing w:lineRule="auto" w:line="274"/>
-        <w:jc w:val="start"/>
-        <w:rPr/>
-      </w:pPr>
-      <w:r>
-        <w:rPr/>
+        <w:spacing w:line="274" w:lineRule="auto"/>
+        <w:rPr>
+          <w:lang w:val="en-CA"/>
+        </w:rPr>
+      </w:pPr>
+      <w:r>
+        <w:rPr>
+          <w:lang w:val="en-CA"/>
+        </w:rPr>
         <w:t>My name is [Your Name], [Your Role, e.g., member] of the student technical group C3I (Printed Circuit Board Design Competition) at the Université de Sherbrooke.</w:t>
       </w:r>
     </w:p>
     <w:p>
       <w:pPr>
         <w:pStyle w:val="BodyText"/>
-        <w:bidi w:val="0"/>
-        <w:spacing w:lineRule="auto" w:line="274"/>
-        <w:ind w:hanging="0" w:start="0" w:end="0"/>
-        <w:jc w:val="start"/>
-        <w:rPr/>
-      </w:pPr>
-      <w:r>
-        <w:rPr/>
+        <w:spacing w:line="274" w:lineRule="auto"/>
+        <w:rPr>
+          <w:lang w:val="en-CA"/>
+        </w:rPr>
+      </w:pPr>
+      <w:r>
+        <w:rPr>
+          <w:lang w:val="en-CA"/>
+        </w:rPr>
         <w:t xml:space="preserve">Our mission is to train the next generation of engineers by enabling them to design tangible electronic systems, from concept to functional prototype. Following successful projects like the "Hacker Mouse" and the "PCB Ruler", we are launching our most ambitious challenge this winter: the creation of a </w:t>
       </w:r>
       <w:r>
         <w:rPr>
           <w:b/>
+          <w:lang w:val="en-CA"/>
         </w:rPr>
         <w:t>"Smart Wearable"</w:t>
       </w:r>
       <w:r>
-        <w:rPr/>
+        <w:rPr>
+          <w:lang w:val="en-CA"/>
+        </w:rPr>
         <w:t xml:space="preserve"> device.</w:t>
       </w:r>
     </w:p>
     <w:p>
       <w:pPr>
-        <w:pStyle w:val="Normal"/>
-        <w:bidi w:val="0"/>
-        <w:spacing w:lineRule="auto" w:line="274" w:before="0" w:after="140"/>
-        <w:ind w:hanging="0" w:start="0" w:end="0"/>
-        <w:jc w:val="start"/>
-        <w:rPr/>
-      </w:pPr>
-      <w:r>
-        <w:rPr/>
+        <w:spacing w:after="140" w:line="274" w:lineRule="auto"/>
+        <w:rPr>
+          <w:lang w:val="en-CA"/>
+        </w:rPr>
+      </w:pPr>
+      <w:r>
+        <w:rPr>
+          <w:lang w:val="en-CA"/>
+        </w:rPr>
         <w:t>We are looking for partners who share our values of innovation and education. By supporting C3I, you gain direct visibility among passionate and driven students.</w:t>
       </w:r>
     </w:p>
     <w:p>
       <w:pPr>
-        <w:pStyle w:val="Normal"/>
-        <w:bidi w:val="0"/>
-        <w:spacing w:lineRule="auto" w:line="274" w:before="0" w:after="140"/>
-        <w:ind w:hanging="0" w:start="0" w:end="0"/>
-        <w:jc w:val="start"/>
-        <w:rPr/>
-      </w:pPr>
-      <w:r>
-        <w:rPr/>
+        <w:spacing w:after="140" w:line="274" w:lineRule="auto"/>
+        <w:rPr>
+          <w:lang w:val="en-CA"/>
+        </w:rPr>
+      </w:pPr>
+      <w:r>
+        <w:rPr>
+          <w:lang w:val="en-CA"/>
+        </w:rPr>
         <w:t>Attached is our partnership proposal detailing the visibility options available (logos on shirts, banners, access to resumes, etc.).</w:t>
       </w:r>
     </w:p>
     <w:p>
       <w:pPr>
         <w:pStyle w:val="BodyText"/>
-        <w:bidi w:val="0"/>
-        <w:spacing w:lineRule="auto" w:line="274" w:before="0" w:after="140"/>
-        <w:ind w:hanging="0" w:start="0" w:end="0"/>
-        <w:jc w:val="start"/>
-        <w:rPr/>
-      </w:pPr>
-      <w:r>
-        <w:rPr/>
+        <w:spacing w:line="274" w:lineRule="auto"/>
+        <w:rPr>
+          <w:lang w:val="en-CA"/>
+        </w:rPr>
+      </w:pPr>
+      <w:r>
+        <w:rPr>
+          <w:lang w:val="en-CA"/>
+        </w:rPr>
         <w:t>Would you have a few minutes to discuss how we could collaborate?</w:t>
       </w:r>
     </w:p>
     <w:p>
       <w:pPr>
         <w:pStyle w:val="BodyText"/>
-        <w:bidi w:val="0"/>
-        <w:spacing w:lineRule="auto" w:line="274"/>
-        <w:jc w:val="start"/>
-        <w:rPr/>
-      </w:pPr>
-      <w:r>
-        <w:rPr/>
+        <w:spacing w:line="274" w:lineRule="auto"/>
+        <w:rPr>
+          <w:lang w:val="en-CA"/>
+        </w:rPr>
+      </w:pPr>
+      <w:r>
+        <w:rPr>
+          <w:lang w:val="en-CA"/>
+        </w:rPr>
         <w:t>Sincerely,</w:t>
       </w:r>
     </w:p>
     <w:p>
       <w:pPr>
         <w:pStyle w:val="BodyText"/>
-        <w:bidi w:val="0"/>
-        <w:spacing w:lineRule="auto" w:line="274"/>
-        <w:jc w:val="start"/>
-        <w:rPr/>
+        <w:spacing w:line="274" w:lineRule="auto"/>
+        <w:rPr>
+          <w:lang w:val="en-CA"/>
+        </w:rPr>
       </w:pPr>
       <w:r>
         <w:rPr>
           <w:b/>
+          <w:lang w:val="en-CA"/>
         </w:rPr>
         <w:t>[Your Name]</w:t>
       </w:r>
       <w:r>
-        <w:rPr/>
+        <w:rPr>
+          <w:lang w:val="en-CA"/>
+        </w:rPr>
         <w:t xml:space="preserve"> [Your Role, e.g., Participant / VP Marketing] C3I Technical Group</w:t>
       </w:r>
     </w:p>
     <w:p>
       <w:pPr>
         <w:pStyle w:val="BodyText"/>
-        <w:bidi w:val="0"/>
-        <w:spacing w:lineRule="auto" w:line="274"/>
-        <w:jc w:val="start"/>
-        <w:rPr/>
+        <w:spacing w:line="274" w:lineRule="auto"/>
       </w:pPr>
       <w:r>
         <w:rPr>
           <w:b/>
         </w:rPr>
-        <w:t>Official Competition Contact:</w:t>
-      </w:r>
-      <w:r>
-        <w:rPr/>
+        <w:t xml:space="preserve">Official </w:t>
+      </w:r>
+      <w:proofErr w:type="spellStart"/>
+      <w:r>
+        <w:rPr>
+          <w:b/>
+        </w:rPr>
+        <w:t>Competition</w:t>
+      </w:r>
+      <w:proofErr w:type="spellEnd"/>
+      <w:r>
+        <w:rPr>
+          <w:b/>
+        </w:rPr>
+        <w:t xml:space="preserve"> Contact:</w:t>
+      </w:r>
+      <w:r>
         <w:t xml:space="preserve"> Jacob Turcotte – President Jacob.Turcotte@USherbrooke.ca | 819 469-9147</w:t>
       </w:r>
     </w:p>
     <w:p>
       <w:pPr>
         <w:pStyle w:val="BodyText"/>
-        <w:bidi w:val="0"/>
-        <w:spacing w:lineRule="auto" w:line="274" w:before="0" w:after="140"/>
-        <w:ind w:hanging="0" w:start="0" w:end="0"/>
-        <w:jc w:val="start"/>
-        <w:rPr/>
-      </w:pPr>
-      <w:r>
-        <w:rPr/>
-      </w:r>
+        <w:spacing w:line="274" w:lineRule="auto"/>
+      </w:pPr>
     </w:p>
     <w:sectPr>
       <w:type w:val="continuous"/>
       <w:pgSz w:w="12240" w:h="15840"/>
-      <w:pgMar w:left="1134" w:right="1134" w:gutter="0" w:header="0" w:top="1134" w:footer="0" w:bottom="1134"/>
-      <w:formProt w:val="false"/>
-      <w:textDirection w:val="lrTb"/>
+      <w:pgMar w:top="1134" w:right="1134" w:bottom="1134" w:left="1134" w:header="0" w:footer="0" w:gutter="0"/>
+      <w:cols w:space="720"/>
+      <w:formProt w:val="0"/>
     </w:sectPr>
   </w:body>
 </w:document>
 </file>
 
 <file path=word/styles.xml><?xml version="1.0" encoding="utf-8"?>
-<w:styles xmlns:w="http://schemas.openxmlformats.org/wordprocessingml/2006/main" xmlns:w14="http://schemas.microsoft.com/office/word/2010/wordml" xmlns:mc="http://schemas.openxmlformats.org/markup-compatibility/2006" mc:Ignorable="w14">
+<w:styles xmlns:mc="http://schemas.openxmlformats.org/markup-compatibility/2006" xmlns:r="http://schemas.openxmlformats.org/officeDocument/2006/relationships" xmlns:w="http://schemas.openxmlformats.org/wordprocessingml/2006/main" xmlns:w14="http://schemas.microsoft.com/office/word/2010/wordml" xmlns:w15="http://schemas.microsoft.com/office/word/2012/wordml" xmlns:w16cex="http://schemas.microsoft.com/office/word/2018/wordml/cex" xmlns:w16cid="http://schemas.microsoft.com/office/word/2016/wordml/cid" xmlns:w16="http://schemas.microsoft.com/office/word/2018/wordml" xmlns:w16du="http://schemas.microsoft.com/office/word/2023/wordml/word16du" xmlns:w16sdtdh="http://schemas.microsoft.com/office/word/2020/wordml/sdtdatahash" xmlns:w16sdtfl="http://schemas.microsoft.com/office/word/2024/wordml/sdtformatlock" xmlns:w16se="http://schemas.microsoft.com/office/word/2015/wordml/symex" mc:Ignorable="w14 w15 w16se w16cid w16 w16cex w16sdtdh w16sdtfl w16du">
   <w:docDefaults>
     <w:rPrDefault>
       <w:rPr>
-        <w:rFonts w:ascii="Liberation Serif" w:hAnsi="Liberation Serif" w:eastAsia="Noto Serif CJK SC" w:cs="Noto Sans Devanagari"/>
+        <w:rFonts w:ascii="Liberation Serif" w:eastAsia="Noto Serif CJK SC" w:hAnsi="Liberation Serif" w:cs="Noto Sans Devanagari"/>
         <w:kern w:val="2"/>
         <w:sz w:val="24"/>
         <w:szCs w:val="24"/>
@@ -237,62 +247,454 @@
     </w:rPrDefault>
     <w:pPrDefault>
       <w:pPr>
-        <w:widowControl/>
-        <w:suppressAutoHyphens w:val="true"/>
+        <w:suppressAutoHyphens/>
       </w:pPr>
     </w:pPrDefault>
   </w:docDefaults>
-  <w:style w:type="paragraph" w:styleId="Normal">
+  <w:latentStyles w:defLockedState="0" w:defUIPriority="99" w:defSemiHidden="0" w:defUnhideWhenUsed="0" w:defQFormat="0" w:count="376">
+    <w:lsdException w:name="Normal" w:uiPriority="0" w:qFormat="1"/>
+    <w:lsdException w:name="heading 1" w:uiPriority="9" w:qFormat="1"/>
+    <w:lsdException w:name="heading 2" w:semiHidden="1" w:uiPriority="9" w:unhideWhenUsed="1" w:qFormat="1"/>
+    <w:lsdException w:name="heading 3" w:semiHidden="1" w:uiPriority="9" w:unhideWhenUsed="1" w:qFormat="1"/>
+    <w:lsdException w:name="heading 4" w:semiHidden="1" w:uiPriority="9" w:unhideWhenUsed="1" w:qFormat="1"/>
+    <w:lsdException w:name="heading 5" w:semiHidden="1" w:uiPriority="9" w:unhideWhenUsed="1" w:qFormat="1"/>
+    <w:lsdException w:name="heading 6" w:semiHidden="1" w:uiPriority="9" w:unhideWhenUsed="1" w:qFormat="1"/>
+    <w:lsdException w:name="heading 7" w:semiHidden="1" w:uiPriority="9" w:unhideWhenUsed="1" w:qFormat="1"/>
+    <w:lsdException w:name="heading 8" w:semiHidden="1" w:uiPriority="9" w:unhideWhenUsed="1" w:qFormat="1"/>
+    <w:lsdException w:name="heading 9" w:semiHidden="1" w:uiPriority="9" w:unhideWhenUsed="1" w:qFormat="1"/>
+    <w:lsdException w:name="index 1" w:semiHidden="1" w:unhideWhenUsed="1"/>
+    <w:lsdException w:name="index 2" w:semiHidden="1" w:unhideWhenUsed="1"/>
+    <w:lsdException w:name="index 3" w:semiHidden="1" w:unhideWhenUsed="1"/>
+    <w:lsdException w:name="index 4" w:semiHidden="1" w:unhideWhenUsed="1"/>
+    <w:lsdException w:name="index 5" w:semiHidden="1" w:unhideWhenUsed="1"/>
+    <w:lsdException w:name="index 6" w:semiHidden="1" w:unhideWhenUsed="1"/>
+    <w:lsdException w:name="index 7" w:semiHidden="1" w:unhideWhenUsed="1"/>
+    <w:lsdException w:name="index 8" w:semiHidden="1" w:unhideWhenUsed="1"/>
+    <w:lsdException w:name="index 9" w:semiHidden="1" w:unhideWhenUsed="1"/>
+    <w:lsdException w:name="toc 1" w:semiHidden="1" w:uiPriority="39" w:unhideWhenUsed="1"/>
+    <w:lsdException w:name="toc 2" w:semiHidden="1" w:uiPriority="39" w:unhideWhenUsed="1"/>
+    <w:lsdException w:name="toc 3" w:semiHidden="1" w:uiPriority="39" w:unhideWhenUsed="1"/>
+    <w:lsdException w:name="toc 4" w:semiHidden="1" w:uiPriority="39" w:unhideWhenUsed="1"/>
+    <w:lsdException w:name="toc 5" w:semiHidden="1" w:uiPriority="39" w:unhideWhenUsed="1"/>
+    <w:lsdException w:name="toc 6" w:semiHidden="1" w:uiPriority="39" w:unhideWhenUsed="1"/>
+    <w:lsdException w:name="toc 7" w:semiHidden="1" w:uiPriority="39" w:unhideWhenUsed="1"/>
+    <w:lsdException w:name="toc 8" w:semiHidden="1" w:uiPriority="39" w:unhideWhenUsed="1"/>
+    <w:lsdException w:name="toc 9" w:semiHidden="1" w:uiPriority="39" w:unhideWhenUsed="1"/>
+    <w:lsdException w:name="Normal Indent" w:semiHidden="1" w:unhideWhenUsed="1"/>
+    <w:lsdException w:name="footnote text" w:semiHidden="1" w:unhideWhenUsed="1"/>
+    <w:lsdException w:name="annotation text" w:semiHidden="1" w:unhideWhenUsed="1"/>
+    <w:lsdException w:name="header" w:semiHidden="1" w:unhideWhenUsed="1"/>
+    <w:lsdException w:name="footer" w:semiHidden="1" w:unhideWhenUsed="1"/>
+    <w:lsdException w:name="index heading" w:semiHidden="1" w:unhideWhenUsed="1"/>
+    <w:lsdException w:name="caption" w:semiHidden="1" w:uiPriority="35" w:unhideWhenUsed="1" w:qFormat="1"/>
+    <w:lsdException w:name="table of figures" w:semiHidden="1" w:unhideWhenUsed="1"/>
+    <w:lsdException w:name="envelope address" w:semiHidden="1" w:unhideWhenUsed="1"/>
+    <w:lsdException w:name="envelope return" w:semiHidden="1" w:unhideWhenUsed="1"/>
+    <w:lsdException w:name="footnote reference" w:semiHidden="1" w:unhideWhenUsed="1"/>
+    <w:lsdException w:name="annotation reference" w:semiHidden="1" w:unhideWhenUsed="1"/>
+    <w:lsdException w:name="line number" w:semiHidden="1" w:unhideWhenUsed="1"/>
+    <w:lsdException w:name="page number" w:semiHidden="1" w:unhideWhenUsed="1"/>
+    <w:lsdException w:name="endnote reference" w:semiHidden="1" w:unhideWhenUsed="1"/>
+    <w:lsdException w:name="endnote text" w:semiHidden="1" w:unhideWhenUsed="1"/>
+    <w:lsdException w:name="table of authorities" w:semiHidden="1" w:unhideWhenUsed="1"/>
+    <w:lsdException w:name="macro" w:semiHidden="1" w:unhideWhenUsed="1"/>
+    <w:lsdException w:name="toa heading" w:semiHidden="1" w:unhideWhenUsed="1"/>
+    <w:lsdException w:name="List" w:semiHidden="1" w:unhideWhenUsed="1"/>
+    <w:lsdException w:name="List Bullet" w:semiHidden="1" w:unhideWhenUsed="1"/>
+    <w:lsdException w:name="List Number" w:semiHidden="1" w:unhideWhenUsed="1"/>
+    <w:lsdException w:name="List 2" w:semiHidden="1" w:unhideWhenUsed="1"/>
+    <w:lsdException w:name="List 3" w:semiHidden="1" w:unhideWhenUsed="1"/>
+    <w:lsdException w:name="List 4" w:semiHidden="1" w:unhideWhenUsed="1"/>
+    <w:lsdException w:name="List 5" w:semiHidden="1" w:unhideWhenUsed="1"/>
+    <w:lsdException w:name="List Bullet 2" w:semiHidden="1" w:unhideWhenUsed="1"/>
+    <w:lsdException w:name="List Bullet 3" w:semiHidden="1" w:unhideWhenUsed="1"/>
+    <w:lsdException w:name="List Bullet 4" w:semiHidden="1" w:unhideWhenUsed="1"/>
+    <w:lsdException w:name="List Bullet 5" w:semiHidden="1" w:unhideWhenUsed="1"/>
+    <w:lsdException w:name="List Number 2" w:semiHidden="1" w:unhideWhenUsed="1"/>
+    <w:lsdException w:name="List Number 3" w:semiHidden="1" w:unhideWhenUsed="1"/>
+    <w:lsdException w:name="List Number 4" w:semiHidden="1" w:unhideWhenUsed="1"/>
+    <w:lsdException w:name="List Number 5" w:semiHidden="1" w:unhideWhenUsed="1"/>
+    <w:lsdException w:name="Title" w:uiPriority="10" w:qFormat="1"/>
+    <w:lsdException w:name="Closing" w:semiHidden="1" w:unhideWhenUsed="1"/>
+    <w:lsdException w:name="Signature" w:semiHidden="1" w:unhideWhenUsed="1"/>
+    <w:lsdException w:name="Default Paragraph Font" w:semiHidden="1" w:uiPriority="1" w:unhideWhenUsed="1"/>
+    <w:lsdException w:name="Body Text" w:semiHidden="1" w:unhideWhenUsed="1"/>
+    <w:lsdException w:name="Body Text Indent" w:semiHidden="1" w:unhideWhenUsed="1"/>
+    <w:lsdException w:name="List Continue" w:semiHidden="1" w:unhideWhenUsed="1"/>
+    <w:lsdException w:name="List Continue 2" w:semiHidden="1" w:unhideWhenUsed="1"/>
+    <w:lsdException w:name="List Continue 3" w:semiHidden="1" w:unhideWhenUsed="1"/>
+    <w:lsdException w:name="List Continue 4" w:semiHidden="1" w:unhideWhenUsed="1"/>
+    <w:lsdException w:name="List Continue 5" w:semiHidden="1" w:unhideWhenUsed="1"/>
+    <w:lsdException w:name="Message Header" w:semiHidden="1" w:unhideWhenUsed="1"/>
+    <w:lsdException w:name="Subtitle" w:uiPriority="11" w:qFormat="1"/>
+    <w:lsdException w:name="Salutation" w:semiHidden="1" w:unhideWhenUsed="1"/>
+    <w:lsdException w:name="Date" w:semiHidden="1" w:unhideWhenUsed="1"/>
+    <w:lsdException w:name="Body Text First Indent" w:semiHidden="1" w:unhideWhenUsed="1"/>
+    <w:lsdException w:name="Body Text First Indent 2" w:semiHidden="1" w:unhideWhenUsed="1"/>
+    <w:lsdException w:name="Note Heading" w:semiHidden="1" w:unhideWhenUsed="1"/>
+    <w:lsdException w:name="Body Text 2" w:semiHidden="1" w:unhideWhenUsed="1"/>
+    <w:lsdException w:name="Body Text 3" w:semiHidden="1" w:unhideWhenUsed="1"/>
+    <w:lsdException w:name="Body Text Indent 2" w:semiHidden="1" w:unhideWhenUsed="1"/>
+    <w:lsdException w:name="Body Text Indent 3" w:semiHidden="1" w:unhideWhenUsed="1"/>
+    <w:lsdException w:name="Block Text" w:semiHidden="1" w:unhideWhenUsed="1"/>
+    <w:lsdException w:name="Hyperlink" w:semiHidden="1" w:unhideWhenUsed="1"/>
+    <w:lsdException w:name="FollowedHyperlink" w:semiHidden="1" w:unhideWhenUsed="1"/>
+    <w:lsdException w:name="Strong" w:uiPriority="22" w:qFormat="1"/>
+    <w:lsdException w:name="Emphasis" w:uiPriority="20" w:qFormat="1"/>
+    <w:lsdException w:name="Document Map" w:semiHidden="1" w:unhideWhenUsed="1"/>
+    <w:lsdException w:name="Plain Text" w:semiHidden="1" w:unhideWhenUsed="1"/>
+    <w:lsdException w:name="E-mail Signature" w:semiHidden="1" w:unhideWhenUsed="1"/>
+    <w:lsdException w:name="HTML Top of Form" w:semiHidden="1" w:unhideWhenUsed="1"/>
+    <w:lsdException w:name="HTML Bottom of Form" w:semiHidden="1" w:unhideWhenUsed="1"/>
+    <w:lsdException w:name="Normal (Web)" w:semiHidden="1" w:unhideWhenUsed="1"/>
+    <w:lsdException w:name="HTML Acronym" w:semiHidden="1" w:unhideWhenUsed="1"/>
+    <w:lsdException w:name="HTML Address" w:semiHidden="1" w:unhideWhenUsed="1"/>
+    <w:lsdException w:name="HTML Cite" w:semiHidden="1" w:unhideWhenUsed="1"/>
+    <w:lsdException w:name="HTML Code" w:semiHidden="1" w:unhideWhenUsed="1"/>
+    <w:lsdException w:name="HTML Definition" w:semiHidden="1" w:unhideWhenUsed="1"/>
+    <w:lsdException w:name="HTML Keyboard" w:semiHidden="1" w:unhideWhenUsed="1"/>
+    <w:lsdException w:name="HTML Preformatted" w:semiHidden="1" w:unhideWhenUsed="1"/>
+    <w:lsdException w:name="HTML Sample" w:semiHidden="1" w:unhideWhenUsed="1"/>
+    <w:lsdException w:name="HTML Typewriter" w:semiHidden="1" w:unhideWhenUsed="1"/>
+    <w:lsdException w:name="HTML Variable" w:semiHidden="1" w:unhideWhenUsed="1"/>
+    <w:lsdException w:name="Normal Table" w:semiHidden="1" w:unhideWhenUsed="1"/>
+    <w:lsdException w:name="annotation subject" w:semiHidden="1" w:unhideWhenUsed="1"/>
+    <w:lsdException w:name="No List" w:semiHidden="1" w:unhideWhenUsed="1"/>
+    <w:lsdException w:name="Outline List 1" w:semiHidden="1" w:unhideWhenUsed="1"/>
+    <w:lsdException w:name="Outline List 2" w:semiHidden="1" w:unhideWhenUsed="1"/>
+    <w:lsdException w:name="Outline List 3" w:semiHidden="1" w:unhideWhenUsed="1"/>
+    <w:lsdException w:name="Table Simple 1" w:semiHidden="1" w:unhideWhenUsed="1"/>
+    <w:lsdException w:name="Table Simple 2" w:semiHidden="1" w:unhideWhenUsed="1"/>
+    <w:lsdException w:name="Table Simple 3" w:semiHidden="1" w:unhideWhenUsed="1"/>
+    <w:lsdException w:name="Table Classic 1" w:semiHidden="1" w:unhideWhenUsed="1"/>
+    <w:lsdException w:name="Table Classic 2" w:semiHidden="1" w:unhideWhenUsed="1"/>
+    <w:lsdException w:name="Table Classic 3" w:semiHidden="1" w:unhideWhenUsed="1"/>
+    <w:lsdException w:name="Table Classic 4" w:semiHidden="1" w:unhideWhenUsed="1"/>
+    <w:lsdException w:name="Table Colorful 1" w:semiHidden="1" w:unhideWhenUsed="1"/>
+    <w:lsdException w:name="Table Colorful 2" w:semiHidden="1" w:unhideWhenUsed="1"/>
+    <w:lsdException w:name="Table Colorful 3" w:semiHidden="1" w:unhideWhenUsed="1"/>
+    <w:lsdException w:name="Table Columns 1" w:semiHidden="1" w:unhideWhenUsed="1"/>
+    <w:lsdException w:name="Table Columns 2" w:semiHidden="1" w:unhideWhenUsed="1"/>
+    <w:lsdException w:name="Table Columns 3" w:semiHidden="1" w:unhideWhenUsed="1"/>
+    <w:lsdException w:name="Table Columns 4" w:semiHidden="1" w:unhideWhenUsed="1"/>
+    <w:lsdException w:name="Table Columns 5" w:semiHidden="1" w:unhideWhenUsed="1"/>
+    <w:lsdException w:name="Table Grid 1" w:semiHidden="1" w:unhideWhenUsed="1"/>
+    <w:lsdException w:name="Table Grid 2" w:semiHidden="1" w:unhideWhenUsed="1"/>
+    <w:lsdException w:name="Table Grid 3" w:semiHidden="1" w:unhideWhenUsed="1"/>
+    <w:lsdException w:name="Table Grid 4" w:semiHidden="1" w:unhideWhenUsed="1"/>
+    <w:lsdException w:name="Table Grid 5" w:semiHidden="1" w:unhideWhenUsed="1"/>
+    <w:lsdException w:name="Table Grid 6" w:semiHidden="1" w:unhideWhenUsed="1"/>
+    <w:lsdException w:name="Table Grid 7" w:semiHidden="1" w:unhideWhenUsed="1"/>
+    <w:lsdException w:name="Table Grid 8" w:semiHidden="1" w:unhideWhenUsed="1"/>
+    <w:lsdException w:name="Table List 1" w:semiHidden="1" w:unhideWhenUsed="1"/>
+    <w:lsdException w:name="Table List 2" w:semiHidden="1" w:unhideWhenUsed="1"/>
+    <w:lsdException w:name="Table List 3" w:semiHidden="1" w:unhideWhenUsed="1"/>
+    <w:lsdException w:name="Table List 4" w:semiHidden="1" w:unhideWhenUsed="1"/>
+    <w:lsdException w:name="Table List 5" w:semiHidden="1" w:unhideWhenUsed="1"/>
+    <w:lsdException w:name="Table List 6" w:semiHidden="1" w:unhideWhenUsed="1"/>
+    <w:lsdException w:name="Table List 7" w:semiHidden="1" w:unhideWhenUsed="1"/>
+    <w:lsdException w:name="Table List 8" w:semiHidden="1" w:unhideWhenUsed="1"/>
+    <w:lsdException w:name="Table 3D effects 1" w:semiHidden="1" w:unhideWhenUsed="1"/>
+    <w:lsdException w:name="Table 3D effects 2" w:semiHidden="1" w:unhideWhenUsed="1"/>
+    <w:lsdException w:name="Table 3D effects 3" w:semiHidden="1" w:unhideWhenUsed="1"/>
+    <w:lsdException w:name="Table Contemporary" w:semiHidden="1" w:unhideWhenUsed="1"/>
+    <w:lsdException w:name="Table Elegant" w:semiHidden="1" w:unhideWhenUsed="1"/>
+    <w:lsdException w:name="Table Professional" w:semiHidden="1" w:unhideWhenUsed="1"/>
+    <w:lsdException w:name="Table Subtle 1" w:semiHidden="1" w:unhideWhenUsed="1"/>
+    <w:lsdException w:name="Table Subtle 2" w:semiHidden="1" w:unhideWhenUsed="1"/>
+    <w:lsdException w:name="Table Web 1" w:semiHidden="1" w:unhideWhenUsed="1"/>
+    <w:lsdException w:name="Table Web 2" w:semiHidden="1" w:unhideWhenUsed="1"/>
+    <w:lsdException w:name="Table Web 3" w:semiHidden="1" w:unhideWhenUsed="1"/>
+    <w:lsdException w:name="Balloon Text" w:semiHidden="1" w:unhideWhenUsed="1"/>
+    <w:lsdException w:name="Table Grid" w:uiPriority="39"/>
+    <w:lsdException w:name="Table Theme" w:semiHidden="1" w:unhideWhenUsed="1"/>
+    <w:lsdException w:name="Placeholder Text" w:semiHidden="1"/>
+    <w:lsdException w:name="No Spacing" w:uiPriority="1" w:qFormat="1"/>
+    <w:lsdException w:name="Light Shading" w:uiPriority="60"/>
+    <w:lsdException w:name="Light List" w:uiPriority="61"/>
+    <w:lsdException w:name="Light Grid" w:uiPriority="62"/>
+    <w:lsdException w:name="Medium Shading 1" w:uiPriority="63"/>
+    <w:lsdException w:name="Medium Shading 2" w:uiPriority="64"/>
+    <w:lsdException w:name="Medium List 1" w:uiPriority="65"/>
+    <w:lsdException w:name="Medium List 2" w:uiPriority="66"/>
+    <w:lsdException w:name="Medium Grid 1" w:uiPriority="67"/>
+    <w:lsdException w:name="Medium Grid 2" w:uiPriority="68"/>
+    <w:lsdException w:name="Medium Grid 3" w:uiPriority="69"/>
+    <w:lsdException w:name="Dark List" w:uiPriority="70"/>
+    <w:lsdException w:name="Colorful Shading" w:uiPriority="71"/>
+    <w:lsdException w:name="Colorful List" w:uiPriority="72"/>
+    <w:lsdException w:name="Colorful Grid" w:uiPriority="73"/>
+    <w:lsdException w:name="Light Shading Accent 1" w:uiPriority="60"/>
+    <w:lsdException w:name="Light List Accent 1" w:uiPriority="61"/>
+    <w:lsdException w:name="Light Grid Accent 1" w:uiPriority="62"/>
+    <w:lsdException w:name="Medium Shading 1 Accent 1" w:uiPriority="63"/>
+    <w:lsdException w:name="Medium Shading 2 Accent 1" w:uiPriority="64"/>
+    <w:lsdException w:name="Medium List 1 Accent 1" w:uiPriority="65"/>
+    <w:lsdException w:name="Revision" w:semiHidden="1"/>
+    <w:lsdException w:name="List Paragraph" w:uiPriority="34" w:qFormat="1"/>
+    <w:lsdException w:name="Quote" w:uiPriority="29" w:qFormat="1"/>
+    <w:lsdException w:name="Intense Quote" w:uiPriority="30" w:qFormat="1"/>
+    <w:lsdException w:name="Medium List 2 Accent 1" w:uiPriority="66"/>
+    <w:lsdException w:name="Medium Grid 1 Accent 1" w:uiPriority="67"/>
+    <w:lsdException w:name="Medium Grid 2 Accent 1" w:uiPriority="68"/>
+    <w:lsdException w:name="Medium Grid 3 Accent 1" w:uiPriority="69"/>
+    <w:lsdException w:name="Dark List Accent 1" w:uiPriority="70"/>
+    <w:lsdException w:name="Colorful Shading Accent 1" w:uiPriority="71"/>
+    <w:lsdException w:name="Colorful List Accent 1" w:uiPriority="72"/>
+    <w:lsdException w:name="Colorful Grid Accent 1" w:uiPriority="73"/>
+    <w:lsdException w:name="Light Shading Accent 2" w:uiPriority="60"/>
+    <w:lsdException w:name="Light List Accent 2" w:uiPriority="61"/>
+    <w:lsdException w:name="Light Grid Accent 2" w:uiPriority="62"/>
+    <w:lsdException w:name="Medium Shading 1 Accent 2" w:uiPriority="63"/>
+    <w:lsdException w:name="Medium Shading 2 Accent 2" w:uiPriority="64"/>
+    <w:lsdException w:name="Medium List 1 Accent 2" w:uiPriority="65"/>
+    <w:lsdException w:name="Medium List 2 Accent 2" w:uiPriority="66"/>
+    <w:lsdException w:name="Medium Grid 1 Accent 2" w:uiPriority="67"/>
+    <w:lsdException w:name="Medium Grid 2 Accent 2" w:uiPriority="68"/>
+    <w:lsdException w:name="Medium Grid 3 Accent 2" w:uiPriority="69"/>
+    <w:lsdException w:name="Dark List Accent 2" w:uiPriority="70"/>
+    <w:lsdException w:name="Colorful Shading Accent 2" w:uiPriority="71"/>
+    <w:lsdException w:name="Colorful List Accent 2" w:uiPriority="72"/>
+    <w:lsdException w:name="Colorful Grid Accent 2" w:uiPriority="73"/>
+    <w:lsdException w:name="Light Shading Accent 3" w:uiPriority="60"/>
+    <w:lsdException w:name="Light List Accent 3" w:uiPriority="61"/>
+    <w:lsdException w:name="Light Grid Accent 3" w:uiPriority="62"/>
+    <w:lsdException w:name="Medium Shading 1 Accent 3" w:uiPriority="63"/>
+    <w:lsdException w:name="Medium Shading 2 Accent 3" w:uiPriority="64"/>
+    <w:lsdException w:name="Medium List 1 Accent 3" w:uiPriority="65"/>
+    <w:lsdException w:name="Medium List 2 Accent 3" w:uiPriority="66"/>
+    <w:lsdException w:name="Medium Grid 1 Accent 3" w:uiPriority="67"/>
+    <w:lsdException w:name="Medium Grid 2 Accent 3" w:uiPriority="68"/>
+    <w:lsdException w:name="Medium Grid 3 Accent 3" w:uiPriority="69"/>
+    <w:lsdException w:name="Dark List Accent 3" w:uiPriority="70"/>
+    <w:lsdException w:name="Colorful Shading Accent 3" w:uiPriority="71"/>
+    <w:lsdException w:name="Colorful List Accent 3" w:uiPriority="72"/>
+    <w:lsdException w:name="Colorful Grid Accent 3" w:uiPriority="73"/>
+    <w:lsdException w:name="Light Shading Accent 4" w:uiPriority="60"/>
+    <w:lsdException w:name="Light List Accent 4" w:uiPriority="61"/>
+    <w:lsdException w:name="Light Grid Accent 4" w:uiPriority="62"/>
+    <w:lsdException w:name="Medium Shading 1 Accent 4" w:uiPriority="63"/>
+    <w:lsdException w:name="Medium Shading 2 Accent 4" w:uiPriority="64"/>
+    <w:lsdException w:name="Medium List 1 Accent 4" w:uiPriority="65"/>
+    <w:lsdException w:name="Medium List 2 Accent 4" w:uiPriority="66"/>
+    <w:lsdException w:name="Medium Grid 1 Accent 4" w:uiPriority="67"/>
+    <w:lsdException w:name="Medium Grid 2 Accent 4" w:uiPriority="68"/>
+    <w:lsdException w:name="Medium Grid 3 Accent 4" w:uiPriority="69"/>
+    <w:lsdException w:name="Dark List Accent 4" w:uiPriority="70"/>
+    <w:lsdException w:name="Colorful Shading Accent 4" w:uiPriority="71"/>
+    <w:lsdException w:name="Colorful List Accent 4" w:uiPriority="72"/>
+    <w:lsdException w:name="Colorful Grid Accent 4" w:uiPriority="73"/>
+    <w:lsdException w:name="Light Shading Accent 5" w:uiPriority="60"/>
+    <w:lsdException w:name="Light List Accent 5" w:uiPriority="61"/>
+    <w:lsdException w:name="Light Grid Accent 5" w:uiPriority="62"/>
+    <w:lsdException w:name="Medium Shading 1 Accent 5" w:uiPriority="63"/>
+    <w:lsdException w:name="Medium Shading 2 Accent 5" w:uiPriority="64"/>
+    <w:lsdException w:name="Medium List 1 Accent 5" w:uiPriority="65"/>
+    <w:lsdException w:name="Medium List 2 Accent 5" w:uiPriority="66"/>
+    <w:lsdException w:name="Medium Grid 1 Accent 5" w:uiPriority="67"/>
+    <w:lsdException w:name="Medium Grid 2 Accent 5" w:uiPriority="68"/>
+    <w:lsdException w:name="Medium Grid 3 Accent 5" w:uiPriority="69"/>
+    <w:lsdException w:name="Dark List Accent 5" w:uiPriority="70"/>
+    <w:lsdException w:name="Colorful Shading Accent 5" w:uiPriority="71"/>
+    <w:lsdException w:name="Colorful List Accent 5" w:uiPriority="72"/>
+    <w:lsdException w:name="Colorful Grid Accent 5" w:uiPriority="73"/>
+    <w:lsdException w:name="Light Shading Accent 6" w:uiPriority="60"/>
+    <w:lsdException w:name="Light List Accent 6" w:uiPriority="61"/>
+    <w:lsdException w:name="Light Grid Accent 6" w:uiPriority="62"/>
+    <w:lsdException w:name="Medium Shading 1 Accent 6" w:uiPriority="63"/>
+    <w:lsdException w:name="Medium Shading 2 Accent 6" w:uiPriority="64"/>
+    <w:lsdException w:name="Medium List 1 Accent 6" w:uiPriority="65"/>
+    <w:lsdException w:name="Medium List 2 Accent 6" w:uiPriority="66"/>
+    <w:lsdException w:name="Medium Grid 1 Accent 6" w:uiPriority="67"/>
+    <w:lsdException w:name="Medium Grid 2 Accent 6" w:uiPriority="68"/>
+    <w:lsdException w:name="Medium Grid 3 Accent 6" w:uiPriority="69"/>
+    <w:lsdException w:name="Dark List Accent 6" w:uiPriority="70"/>
+    <w:lsdException w:name="Colorful Shading Accent 6" w:uiPriority="71"/>
+    <w:lsdException w:name="Colorful List Accent 6" w:uiPriority="72"/>
+    <w:lsdException w:name="Colorful Grid Accent 6" w:uiPriority="73"/>
+    <w:lsdException w:name="Subtle Emphasis" w:uiPriority="19" w:qFormat="1"/>
+    <w:lsdException w:name="Intense Emphasis" w:uiPriority="21" w:qFormat="1"/>
+    <w:lsdException w:name="Subtle Reference" w:uiPriority="31" w:qFormat="1"/>
+    <w:lsdException w:name="Intense Reference" w:uiPriority="32" w:qFormat="1"/>
+    <w:lsdException w:name="Book Title" w:uiPriority="33" w:qFormat="1"/>
+    <w:lsdException w:name="Bibliography" w:semiHidden="1" w:uiPriority="37" w:unhideWhenUsed="1"/>
+    <w:lsdException w:name="TOC Heading" w:semiHidden="1" w:uiPriority="39" w:unhideWhenUsed="1" w:qFormat="1"/>
+    <w:lsdException w:name="Plain Table 1" w:uiPriority="41"/>
+    <w:lsdException w:name="Plain Table 2" w:uiPriority="42"/>
+    <w:lsdException w:name="Plain Table 3" w:uiPriority="43"/>
+    <w:lsdException w:name="Plain Table 4" w:uiPriority="44"/>
+    <w:lsdException w:name="Plain Table 5" w:uiPriority="45"/>
+    <w:lsdException w:name="Grid Table Light" w:uiPriority="40"/>
+    <w:lsdException w:name="Grid Table 1 Light" w:uiPriority="46"/>
+    <w:lsdException w:name="Grid Table 2" w:uiPriority="47"/>
+    <w:lsdException w:name="Grid Table 3" w:uiPriority="48"/>
+    <w:lsdException w:name="Grid Table 4" w:uiPriority="49"/>
+    <w:lsdException w:name="Grid Table 5 Dark" w:uiPriority="50"/>
+    <w:lsdException w:name="Grid Table 6 Colorful" w:uiPriority="51"/>
+    <w:lsdException w:name="Grid Table 7 Colorful" w:uiPriority="52"/>
+    <w:lsdException w:name="Grid Table 1 Light Accent 1" w:uiPriority="46"/>
+    <w:lsdException w:name="Grid Table 2 Accent 1" w:uiPriority="47"/>
+    <w:lsdException w:name="Grid Table 3 Accent 1" w:uiPriority="48"/>
+    <w:lsdException w:name="Grid Table 4 Accent 1" w:uiPriority="49"/>
+    <w:lsdException w:name="Grid Table 5 Dark Accent 1" w:uiPriority="50"/>
+    <w:lsdException w:name="Grid Table 6 Colorful Accent 1" w:uiPriority="51"/>
+    <w:lsdException w:name="Grid Table 7 Colorful Accent 1" w:uiPriority="52"/>
+    <w:lsdException w:name="Grid Table 1 Light Accent 2" w:uiPriority="46"/>
+    <w:lsdException w:name="Grid Table 2 Accent 2" w:uiPriority="47"/>
+    <w:lsdException w:name="Grid Table 3 Accent 2" w:uiPriority="48"/>
+    <w:lsdException w:name="Grid Table 4 Accent 2" w:uiPriority="49"/>
+    <w:lsdException w:name="Grid Table 5 Dark Accent 2" w:uiPriority="50"/>
+    <w:lsdException w:name="Grid Table 6 Colorful Accent 2" w:uiPriority="51"/>
+    <w:lsdException w:name="Grid Table 7 Colorful Accent 2" w:uiPriority="52"/>
+    <w:lsdException w:name="Grid Table 1 Light Accent 3" w:uiPriority="46"/>
+    <w:lsdException w:name="Grid Table 2 Accent 3" w:uiPriority="47"/>
+    <w:lsdException w:name="Grid Table 3 Accent 3" w:uiPriority="48"/>
+    <w:lsdException w:name="Grid Table 4 Accent 3" w:uiPriority="49"/>
+    <w:lsdException w:name="Grid Table 5 Dark Accent 3" w:uiPriority="50"/>
+    <w:lsdException w:name="Grid Table 6 Colorful Accent 3" w:uiPriority="51"/>
+    <w:lsdException w:name="Grid Table 7 Colorful Accent 3" w:uiPriority="52"/>
+    <w:lsdException w:name="Grid Table 1 Light Accent 4" w:uiPriority="46"/>
+    <w:lsdException w:name="Grid Table 2 Accent 4" w:uiPriority="47"/>
+    <w:lsdException w:name="Grid Table 3 Accent 4" w:uiPriority="48"/>
+    <w:lsdException w:name="Grid Table 4 Accent 4" w:uiPriority="49"/>
+    <w:lsdException w:name="Grid Table 5 Dark Accent 4" w:uiPriority="50"/>
+    <w:lsdException w:name="Grid Table 6 Colorful Accent 4" w:uiPriority="51"/>
+    <w:lsdException w:name="Grid Table 7 Colorful Accent 4" w:uiPriority="52"/>
+    <w:lsdException w:name="Grid Table 1 Light Accent 5" w:uiPriority="46"/>
+    <w:lsdException w:name="Grid Table 2 Accent 5" w:uiPriority="47"/>
+    <w:lsdException w:name="Grid Table 3 Accent 5" w:uiPriority="48"/>
+    <w:lsdException w:name="Grid Table 4 Accent 5" w:uiPriority="49"/>
+    <w:lsdException w:name="Grid Table 5 Dark Accent 5" w:uiPriority="50"/>
+    <w:lsdException w:name="Grid Table 6 Colorful Accent 5" w:uiPriority="51"/>
+    <w:lsdException w:name="Grid Table 7 Colorful Accent 5" w:uiPriority="52"/>
+    <w:lsdException w:name="Grid Table 1 Light Accent 6" w:uiPriority="46"/>
+    <w:lsdException w:name="Grid Table 2 Accent 6" w:uiPriority="47"/>
+    <w:lsdException w:name="Grid Table 3 Accent 6" w:uiPriority="48"/>
+    <w:lsdException w:name="Grid Table 4 Accent 6" w:uiPriority="49"/>
+    <w:lsdException w:name="Grid Table 5 Dark Accent 6" w:uiPriority="50"/>
+    <w:lsdException w:name="Grid Table 6 Colorful Accent 6" w:uiPriority="51"/>
+    <w:lsdException w:name="Grid Table 7 Colorful Accent 6" w:uiPriority="52"/>
+    <w:lsdException w:name="List Table 1 Light" w:uiPriority="46"/>
+    <w:lsdException w:name="List Table 2" w:uiPriority="47"/>
+    <w:lsdException w:name="List Table 3" w:uiPriority="48"/>
+    <w:lsdException w:name="List Table 4" w:uiPriority="49"/>
+    <w:lsdException w:name="List Table 5 Dark" w:uiPriority="50"/>
+    <w:lsdException w:name="List Table 6 Colorful" w:uiPriority="51"/>
+    <w:lsdException w:name="List Table 7 Colorful" w:uiPriority="52"/>
+    <w:lsdException w:name="List Table 1 Light Accent 1" w:uiPriority="46"/>
+    <w:lsdException w:name="List Table 2 Accent 1" w:uiPriority="47"/>
+    <w:lsdException w:name="List Table 3 Accent 1" w:uiPriority="48"/>
+    <w:lsdException w:name="List Table 4 Accent 1" w:uiPriority="49"/>
+    <w:lsdException w:name="List Table 5 Dark Accent 1" w:uiPriority="50"/>
+    <w:lsdException w:name="List Table 6 Colorful Accent 1" w:uiPriority="51"/>
+    <w:lsdException w:name="List Table 7 Colorful Accent 1" w:uiPriority="52"/>
+    <w:lsdException w:name="List Table 1 Light Accent 2" w:uiPriority="46"/>
+    <w:lsdException w:name="List Table 2 Accent 2" w:uiPriority="47"/>
+    <w:lsdException w:name="List Table 3 Accent 2" w:uiPriority="48"/>
+    <w:lsdException w:name="List Table 4 Accent 2" w:uiPriority="49"/>
+    <w:lsdException w:name="List Table 5 Dark Accent 2" w:uiPriority="50"/>
+    <w:lsdException w:name="List Table 6 Colorful Accent 2" w:uiPriority="51"/>
+    <w:lsdException w:name="List Table 7 Colorful Accent 2" w:uiPriority="52"/>
+    <w:lsdException w:name="List Table 1 Light Accent 3" w:uiPriority="46"/>
+    <w:lsdException w:name="List Table 2 Accent 3" w:uiPriority="47"/>
+    <w:lsdException w:name="List Table 3 Accent 3" w:uiPriority="48"/>
+    <w:lsdException w:name="List Table 4 Accent 3" w:uiPriority="49"/>
+    <w:lsdException w:name="List Table 5 Dark Accent 3" w:uiPriority="50"/>
+    <w:lsdException w:name="List Table 6 Colorful Accent 3" w:uiPriority="51"/>
+    <w:lsdException w:name="List Table 7 Colorful Accent 3" w:uiPriority="52"/>
+    <w:lsdException w:name="List Table 1 Light Accent 4" w:uiPriority="46"/>
+    <w:lsdException w:name="List Table 2 Accent 4" w:uiPriority="47"/>
+    <w:lsdException w:name="List Table 3 Accent 4" w:uiPriority="48"/>
+    <w:lsdException w:name="List Table 4 Accent 4" w:uiPriority="49"/>
+    <w:lsdException w:name="List Table 5 Dark Accent 4" w:uiPriority="50"/>
+    <w:lsdException w:name="List Table 6 Colorful Accent 4" w:uiPriority="51"/>
+    <w:lsdException w:name="List Table 7 Colorful Accent 4" w:uiPriority="52"/>
+    <w:lsdException w:name="List Table 1 Light Accent 5" w:uiPriority="46"/>
+    <w:lsdException w:name="List Table 2 Accent 5" w:uiPriority="47"/>
+    <w:lsdException w:name="List Table 3 Accent 5" w:uiPriority="48"/>
+    <w:lsdException w:name="List Table 4 Accent 5" w:uiPriority="49"/>
+    <w:lsdException w:name="List Table 5 Dark Accent 5" w:uiPriority="50"/>
+    <w:lsdException w:name="List Table 6 Colorful Accent 5" w:uiPriority="51"/>
+    <w:lsdException w:name="List Table 7 Colorful Accent 5" w:uiPriority="52"/>
+    <w:lsdException w:name="List Table 1 Light Accent 6" w:uiPriority="46"/>
+    <w:lsdException w:name="List Table 2 Accent 6" w:uiPriority="47"/>
+    <w:lsdException w:name="List Table 3 Accent 6" w:uiPriority="48"/>
+    <w:lsdException w:name="List Table 4 Accent 6" w:uiPriority="49"/>
+    <w:lsdException w:name="List Table 5 Dark Accent 6" w:uiPriority="50"/>
+    <w:lsdException w:name="List Table 6 Colorful Accent 6" w:uiPriority="51"/>
+    <w:lsdException w:name="List Table 7 Colorful Accent 6" w:uiPriority="52"/>
+    <w:lsdException w:name="Mention" w:semiHidden="1" w:unhideWhenUsed="1"/>
+    <w:lsdException w:name="Smart Hyperlink" w:semiHidden="1" w:unhideWhenUsed="1"/>
+    <w:lsdException w:name="Hashtag" w:semiHidden="1" w:unhideWhenUsed="1"/>
+    <w:lsdException w:name="Unresolved Mention" w:semiHidden="1" w:unhideWhenUsed="1"/>
+    <w:lsdException w:name="Smart Link" w:semiHidden="1" w:unhideWhenUsed="1"/>
+  </w:latentStyles>
+  <w:style w:type="paragraph" w:default="1" w:styleId="Normal">
     <w:name w:val="Normal"/>
     <w:qFormat/>
-    <w:pPr>
-      <w:widowControl/>
-      <w:bidi w:val="0"/>
-    </w:pPr>
-    <w:rPr>
-      <w:rFonts w:ascii="Liberation Serif" w:hAnsi="Liberation Serif" w:eastAsia="Noto Serif CJK SC" w:cs="Noto Sans Devanagari"/>
-      <w:color w:val="auto"/>
-      <w:kern w:val="2"/>
-      <w:sz w:val="24"/>
-      <w:szCs w:val="24"/>
-      <w:lang w:val="fr-CA" w:eastAsia="zh-CN" w:bidi="hi-IN"/>
-    </w:rPr>
   </w:style>
   <w:style w:type="paragraph" w:styleId="Heading3">
     <w:name w:val="heading 3"/>
     <w:basedOn w:val="Titre"/>
     <w:next w:val="BodyText"/>
+    <w:uiPriority w:val="9"/>
+    <w:unhideWhenUsed/>
     <w:qFormat/>
     <w:pPr>
-      <w:spacing w:before="140" w:after="120"/>
+      <w:spacing w:before="140"/>
       <w:outlineLvl w:val="2"/>
     </w:pPr>
     <w:rPr>
-      <w:rFonts w:ascii="Liberation Serif" w:hAnsi="Liberation Serif" w:eastAsia="Noto Serif CJK SC" w:cs="Noto Sans Devanagari"/>
+      <w:rFonts w:ascii="Liberation Serif" w:eastAsia="Noto Serif CJK SC" w:hAnsi="Liberation Serif"/>
       <w:b/>
       <w:bCs/>
-      <w:sz w:val="28"/>
-      <w:szCs w:val="28"/>
     </w:rPr>
   </w:style>
-  <w:style w:type="character" w:styleId="Textesource">
+  <w:style w:type="character" w:default="1" w:styleId="DefaultParagraphFont">
+    <w:name w:val="Default Paragraph Font"/>
+    <w:uiPriority w:val="1"/>
+    <w:semiHidden/>
+    <w:unhideWhenUsed/>
+  </w:style>
+  <w:style w:type="table" w:default="1" w:styleId="TableNormal">
+    <w:name w:val="Normal Table"/>
+    <w:uiPriority w:val="99"/>
+    <w:semiHidden/>
+    <w:unhideWhenUsed/>
+    <w:tblPr>
+      <w:tblInd w:w="0" w:type="dxa"/>
+      <w:tblCellMar>
+        <w:top w:w="0" w:type="dxa"/>
+        <w:left w:w="108" w:type="dxa"/>
+        <w:bottom w:w="0" w:type="dxa"/>
+        <w:right w:w="108" w:type="dxa"/>
+      </w:tblCellMar>
+    </w:tblPr>
+  </w:style>
+  <w:style w:type="numbering" w:default="1" w:styleId="NoList">
+    <w:name w:val="No List"/>
+    <w:uiPriority w:val="99"/>
+    <w:semiHidden/>
+    <w:unhideWhenUsed/>
+  </w:style>
+  <w:style w:type="character" w:customStyle="1" w:styleId="Textesource">
     <w:name w:val="Texte source"/>
     <w:qFormat/>
     <w:rPr>
-      <w:rFonts w:ascii="Liberation Mono" w:hAnsi="Liberation Mono" w:eastAsia="Noto Sans Mono CJK SC" w:cs="Liberation Mono"/>
+      <w:rFonts w:ascii="Liberation Mono" w:eastAsia="Noto Sans Mono CJK SC" w:hAnsi="Liberation Mono" w:cs="Liberation Mono"/>
     </w:rPr>
   </w:style>
-  <w:style w:type="paragraph" w:styleId="Titre">
+  <w:style w:type="paragraph" w:customStyle="1" w:styleId="Titre">
     <w:name w:val="Titre"/>
     <w:basedOn w:val="Normal"/>
     <w:next w:val="BodyText"/>
     <w:qFormat/>
     <w:pPr>
-      <w:keepNext w:val="true"/>
+      <w:keepNext/>
       <w:spacing w:before="240" w:after="120"/>
     </w:pPr>
     <w:rPr>
-      <w:rFonts w:ascii="Liberation Sans" w:hAnsi="Liberation Sans" w:eastAsia="Noto Sans CJK SC" w:cs="Noto Sans Devanagari"/>
+      <w:rFonts w:ascii="Liberation Sans" w:eastAsia="Noto Sans CJK SC" w:hAnsi="Liberation Sans"/>
       <w:sz w:val="28"/>
       <w:szCs w:val="28"/>
     </w:rPr>
@@ -301,17 +703,12 @@
     <w:name w:val="Body Text"/>
     <w:basedOn w:val="Normal"/>
     <w:pPr>
-      <w:spacing w:lineRule="auto" w:line="276" w:before="0" w:after="140"/>
+      <w:spacing w:after="140" w:line="276" w:lineRule="auto"/>
     </w:pPr>
-    <w:rPr/>
   </w:style>
   <w:style w:type="paragraph" w:styleId="List">
     <w:name w:val="List"/>
     <w:basedOn w:val="BodyText"/>
-    <w:pPr/>
-    <w:rPr>
-      <w:rFonts w:cs="Noto Sans Devanagari"/>
-    </w:rPr>
   </w:style>
   <w:style w:type="paragraph" w:styleId="Caption">
     <w:name w:val="caption"/>
@@ -322,25 +719,19 @@
       <w:spacing w:before="120" w:after="120"/>
     </w:pPr>
     <w:rPr>
-      <w:rFonts w:cs="Noto Sans Devanagari"/>
       <w:i/>
       <w:iCs/>
-      <w:sz w:val="24"/>
-      <w:szCs w:val="24"/>
     </w:rPr>
   </w:style>
-  <w:style w:type="paragraph" w:styleId="Index">
+  <w:style w:type="paragraph" w:customStyle="1" w:styleId="Index">
     <w:name w:val="Index"/>
     <w:basedOn w:val="Normal"/>
     <w:qFormat/>
     <w:pPr>
       <w:suppressLineNumbers/>
     </w:pPr>
-    <w:rPr>
-      <w:rFonts w:cs="Noto Sans Devanagari"/>
-    </w:rPr>
-  </w:style>
-  <w:style w:type="paragraph" w:styleId="Lignehorizontale">
+  </w:style>
+  <w:style w:type="paragraph" w:customStyle="1" w:styleId="Lignehorizontale">
     <w:name w:val="Ligne horizontale"/>
     <w:basedOn w:val="Normal"/>
     <w:next w:val="BodyText"/>
@@ -350,7 +741,7 @@
       <w:pBdr>
         <w:bottom w:val="double" w:sz="2" w:space="0" w:color="808080"/>
       </w:pBdr>
-      <w:spacing w:before="0" w:after="283"/>
+      <w:spacing w:after="283"/>
     </w:pPr>
     <w:rPr>
       <w:sz w:val="12"/>
@@ -361,56 +752,56 @@
 </file>
 
 <file path=word/theme/theme1.xml><?xml version="1.0" encoding="utf-8"?>
-<a:theme xmlns:a="http://schemas.openxmlformats.org/drawingml/2006/main" xmlns:r="http://schemas.openxmlformats.org/officeDocument/2006/relationships" name="Office">
+<a:theme xmlns:a="http://schemas.openxmlformats.org/drawingml/2006/main" name="Office">
   <a:themeElements>
     <a:clrScheme name="LibreOffice">
       <a:dk1>
         <a:srgbClr val="000000"/>
       </a:dk1>
       <a:lt1>
-        <a:srgbClr val="ffffff"/>
+        <a:srgbClr val="FFFFFF"/>
       </a:lt1>
       <a:dk2>
         <a:srgbClr val="000000"/>
       </a:dk2>
       <a:lt2>
-        <a:srgbClr val="ffffff"/>
+        <a:srgbClr val="FFFFFF"/>
       </a:lt2>
       <a:accent1>
-        <a:srgbClr val="18a303"/>
+        <a:srgbClr val="18A303"/>
       </a:accent1>
       <a:accent2>
-        <a:srgbClr val="0369a3"/>
+        <a:srgbClr val="0369A3"/>
       </a:accent2>
       <a:accent3>
-        <a:srgbClr val="a33e03"/>
+        <a:srgbClr val="A33E03"/>
       </a:accent3>
       <a:accent4>
-        <a:srgbClr val="8e03a3"/>
+        <a:srgbClr val="8E03A3"/>
       </a:accent4>
       <a:accent5>
-        <a:srgbClr val="c99c00"/>
+        <a:srgbClr val="C99C00"/>
       </a:accent5>
       <a:accent6>
-        <a:srgbClr val="c9211e"/>
+        <a:srgbClr val="C9211E"/>
       </a:accent6>
       <a:hlink>
-        <a:srgbClr val="0000ee"/>
+        <a:srgbClr val="0000EE"/>
       </a:hlink>
       <a:folHlink>
-        <a:srgbClr val="551a8b"/>
+        <a:srgbClr val="551A8B"/>
       </a:folHlink>
     </a:clrScheme>
     <a:fontScheme name="Office">
       <a:majorFont>
-        <a:latin typeface="Arial" pitchFamily="0" charset="1"/>
-        <a:ea typeface="DejaVu Sans" pitchFamily="0" charset="1"/>
-        <a:cs typeface="DejaVu Sans" pitchFamily="0" charset="1"/>
+        <a:latin typeface="Arial"/>
+        <a:ea typeface="DejaVu Sans"/>
+        <a:cs typeface="DejaVu Sans"/>
       </a:majorFont>
       <a:minorFont>
-        <a:latin typeface="Arial" pitchFamily="0" charset="1"/>
-        <a:ea typeface="DejaVu Sans" pitchFamily="0" charset="1"/>
-        <a:cs typeface="DejaVu Sans" pitchFamily="0" charset="1"/>
+        <a:latin typeface="Arial"/>
+        <a:ea typeface="DejaVu Sans"/>
+        <a:cs typeface="DejaVu Sans"/>
       </a:minorFont>
     </a:fontScheme>
     <a:fmtScheme>
@@ -463,5 +854,7 @@
       </a:bgFillStyleLst>
     </a:fmtScheme>
   </a:themeElements>
+  <a:objectDefaults/>
+  <a:extraClrSchemeLst/>
 </a:theme>
 </file>